--- a/ReVal_引き継ぎ書_2026-09-06.docx
+++ b/ReVal_引き継ぎ書_2026-09-06.docx
@@ -408,7 +408,7 @@
                 <w:b w:val="0"/>
                 <w:sz w:val="19"/>
               </w:rPr>
-              <w:t>ReVal自動読み取りを起動.bat ／ .command</w:t>
+              <w:t>Windows用_ReVal自動読み取りを起動.bat ／ Mac用_〜.command</w:t>
             </w:r>
           </w:p>
         </w:tc>
@@ -632,7 +632,7 @@
                 <w:b w:val="0"/>
                 <w:sz w:val="19"/>
               </w:rPr>
-              <w:t>初回設定_APIキー.bat ／ .command</w:t>
+              <w:t>Windows用_初回設定_APIキー.bat ／ Mac用_〜.command</w:t>
             </w:r>
           </w:p>
         </w:tc>
